--- a/Build_real_world_agents/AI_Science_tutor/Documentation.docx
+++ b/Build_real_world_agents/AI_Science_tutor/Documentation.docx
@@ -165,8 +165,8 @@
     </w:p>
     <w:p>
       <w:pPr>
-        <w:spacing w:line="360" w:lineRule="auto"/>
-        <w:jc w:val="center"/>
+        <w:shd w:fill="ffffff" w:val="clear"/>
+        <w:spacing w:after="240" w:line="360" w:lineRule="auto"/>
         <w:rPr>
           <w:b w:val="1"/>
           <w:bCs w:val="1"/>
@@ -185,7 +185,7 @@
         </w:rPr>
         <w:drawing>
           <wp:inline distB="114300" distT="114300" distL="114300" distR="114300">
-            <wp:extent cx="5943600" cy="1538101"/>
+            <wp:extent cx="5943600" cy="1728601"/>
             <wp:effectExtent b="0" l="0" r="0" t="0"/>
             <wp:docPr id="1" name="image1.jpg"/>
             <a:graphic>
@@ -197,7 +197,7 @@
                   </pic:nvPicPr>
                   <pic:blipFill>
                     <a:blip r:embed="rId6"/>
-                    <a:srcRect b="24156" l="0" r="0" t="24192"/>
+                    <a:srcRect b="18719" l="0" r="0" t="23231"/>
                     <a:stretch>
                       <a:fillRect/>
                     </a:stretch>
@@ -205,7 +205,7 @@
                   <pic:spPr>
                     <a:xfrm>
                       <a:off x="0" y="0"/>
-                      <a:ext cx="5943600" cy="1538101"/>
+                      <a:ext cx="5943600" cy="1728601"/>
                     </a:xfrm>
                     <a:prstGeom prst="rect"/>
                     <a:ln/>
@@ -265,7 +265,7 @@
         <w:rPr>
           <w:rtl w:val="0"/>
         </w:rPr>
-        <w:t xml:space="preserve">AzureOpenAIResponsesClient</w:t>
+        <w:t xml:space="preserve">OpenAIResponsesClient</w:t>
       </w:r>
     </w:p>
     <w:p>
@@ -284,7 +284,7 @@
         <w:rPr>
           <w:rtl w:val="0"/>
         </w:rPr>
-        <w:t xml:space="preserve">Azure credentials</w:t>
+        <w:t xml:space="preserve">OpenAI credentials</w:t>
       </w:r>
       <w:r>
         <w:rPr>
@@ -342,7 +342,7 @@
         <w:rPr>
           <w:rtl w:val="0"/>
         </w:rPr>
-        <w:t xml:space="preserve">Azure Credentials in env.</w:t>
+        <w:t xml:space="preserve">OpenAI Credentials in env.</w:t>
       </w:r>
     </w:p>
     <w:p>
@@ -363,27 +363,7 @@
           <w:szCs w:val="21"/>
           <w:rtl w:val="0"/>
         </w:rPr>
-        <w:t xml:space="preserve">AZURE_AI_PROJECT_ENDPOINT </w:t>
-      </w:r>
-      <w:r>
-        <w:rPr>
-          <w:rFonts w:ascii="Consolas" w:cs="Consolas" w:eastAsia="Consolas" w:hAnsi="Consolas"/>
-          <w:color w:val="d4d4d4"/>
-          <w:sz w:val="21"/>
-          <w:szCs w:val="21"/>
-          <w:rtl w:val="0"/>
-        </w:rPr>
-        <w:t xml:space="preserve">=</w:t>
-      </w:r>
-      <w:r>
-        <w:rPr>
-          <w:rFonts w:ascii="Consolas" w:cs="Consolas" w:eastAsia="Consolas" w:hAnsi="Consolas"/>
-          <w:color w:val="ce9178"/>
-          <w:sz w:val="21"/>
-          <w:szCs w:val="21"/>
-          <w:rtl w:val="0"/>
-        </w:rPr>
-        <w:t xml:space="preserve">"your_endpoint"</w:t>
+        <w:t xml:space="preserve">OPENAI_RESPONSES_MODEL_ID = “gpt-4o”</w:t>
       </w:r>
     </w:p>
     <w:p>
@@ -404,27 +384,7 @@
           <w:szCs w:val="21"/>
           <w:rtl w:val="0"/>
         </w:rPr>
-        <w:t xml:space="preserve">AZURE_OPENAI_RESPONSES_DEPLOYMENT_NAME </w:t>
-      </w:r>
-      <w:r>
-        <w:rPr>
-          <w:rFonts w:ascii="Consolas" w:cs="Consolas" w:eastAsia="Consolas" w:hAnsi="Consolas"/>
-          <w:color w:val="d4d4d4"/>
-          <w:sz w:val="21"/>
-          <w:szCs w:val="21"/>
-          <w:rtl w:val="0"/>
-        </w:rPr>
-        <w:t xml:space="preserve">=</w:t>
-      </w:r>
-      <w:r>
-        <w:rPr>
-          <w:rFonts w:ascii="Consolas" w:cs="Consolas" w:eastAsia="Consolas" w:hAnsi="Consolas"/>
-          <w:color w:val="ce9178"/>
-          <w:sz w:val="21"/>
-          <w:szCs w:val="21"/>
-          <w:rtl w:val="0"/>
-        </w:rPr>
-        <w:t xml:space="preserve">"your_deployment_name"</w:t>
+        <w:t xml:space="preserve">OPENAI_API_KEY = “Your_api_key</w:t>
       </w:r>
       <w:r>
         <w:rPr>
